--- a/16 ประวัติผู้จัดทำปริญญานิพนธ์.docx
+++ b/16 ประวัติผู้จัดทำปริญญานิพนธ์.docx
@@ -1,6 +1,6 @@
 
 <file path=word/document.xml><?xml version="1.0" encoding="utf-8"?>
-<w:document xmlns:wpc="http://schemas.microsoft.com/office/word/2010/wordprocessingCanvas" xmlns:cx="http://schemas.microsoft.com/office/drawing/2014/chartex" xmlns:cx1="http://schemas.microsoft.com/office/drawing/2015/9/8/chartex" xmlns:cx2="http://schemas.microsoft.com/office/drawing/2015/10/21/chartex" xmlns:cx3="http://schemas.microsoft.com/office/drawing/2016/5/9/chartex" xmlns:cx4="http://schemas.microsoft.com/office/drawing/2016/5/10/chartex" xmlns:cx5="http://schemas.microsoft.com/office/drawing/2016/5/11/chartex" xmlns:cx6="http://schemas.microsoft.com/office/drawing/2016/5/12/chartex" xmlns:cx7="http://schemas.microsoft.com/office/drawing/2016/5/13/chartex" xmlns:cx8="http://schemas.microsoft.com/office/drawing/2016/5/14/chartex" xmlns:mc="http://schemas.openxmlformats.org/markup-compatibility/2006" xmlns:aink="http://schemas.microsoft.com/office/drawing/2016/ink" xmlns:am3d="http://schemas.microsoft.com/office/drawing/2017/model3d" xmlns:o="urn:schemas-microsoft-com:office:office" xmlns:r="http://schemas.openxmlformats.org/officeDocument/2006/relationships" xmlns:m="http://schemas.openxmlformats.org/officeDocument/2006/math" xmlns:v="urn:schemas-microsoft-com:vml" xmlns:wp14="http://schemas.microsoft.com/office/word/2010/wordprocessingDrawing" xmlns:wp="http://schemas.openxmlformats.org/drawingml/2006/wordprocessingDrawing" xmlns:w10="urn:schemas-microsoft-com:office:word" xmlns:w="http://schemas.openxmlformats.org/wordprocessingml/2006/main" xmlns:w14="http://schemas.microsoft.com/office/word/2010/wordml" xmlns:w15="http://schemas.microsoft.com/office/word/2012/wordml" xmlns:w16cid="http://schemas.microsoft.com/office/word/2016/wordml/cid" xmlns:w16se="http://schemas.microsoft.com/office/word/2015/wordml/symex" xmlns:wpg="http://schemas.microsoft.com/office/word/2010/wordprocessingGroup" xmlns:wpi="http://schemas.microsoft.com/office/word/2010/wordprocessingInk" xmlns:wne="http://schemas.microsoft.com/office/word/2006/wordml" xmlns:wps="http://schemas.microsoft.com/office/word/2010/wordprocessingShape" mc:Ignorable="w14 w15 w16se w16cid wp14">
+<w:document xmlns:wpc="http://schemas.microsoft.com/office/word/2010/wordprocessingCanvas" xmlns:cx="http://schemas.microsoft.com/office/drawing/2014/chartex" xmlns:cx1="http://schemas.microsoft.com/office/drawing/2015/9/8/chartex" xmlns:cx2="http://schemas.microsoft.com/office/drawing/2015/10/21/chartex" xmlns:cx3="http://schemas.microsoft.com/office/drawing/2016/5/9/chartex" xmlns:cx4="http://schemas.microsoft.com/office/drawing/2016/5/10/chartex" xmlns:cx5="http://schemas.microsoft.com/office/drawing/2016/5/11/chartex" xmlns:cx6="http://schemas.microsoft.com/office/drawing/2016/5/12/chartex" xmlns:cx7="http://schemas.microsoft.com/office/drawing/2016/5/13/chartex" xmlns:cx8="http://schemas.microsoft.com/office/drawing/2016/5/14/chartex" xmlns:mc="http://schemas.openxmlformats.org/markup-compatibility/2006" xmlns:aink="http://schemas.microsoft.com/office/drawing/2016/ink" xmlns:am3d="http://schemas.microsoft.com/office/drawing/2017/model3d" xmlns:o="urn:schemas-microsoft-com:office:office" xmlns:r="http://schemas.openxmlformats.org/officeDocument/2006/relationships" xmlns:m="http://schemas.openxmlformats.org/officeDocument/2006/math" xmlns:v="urn:schemas-microsoft-com:vml" xmlns:wp14="http://schemas.microsoft.com/office/word/2010/wordprocessingDrawing" xmlns:wp="http://schemas.openxmlformats.org/drawingml/2006/wordprocessingDrawing" xmlns:w10="urn:schemas-microsoft-com:office:word" xmlns:w="http://schemas.openxmlformats.org/wordprocessingml/2006/main" xmlns:w14="http://schemas.microsoft.com/office/word/2010/wordml" xmlns:w15="http://schemas.microsoft.com/office/word/2012/wordml" xmlns:w16cex="http://schemas.microsoft.com/office/word/2018/wordml/cex" xmlns:w16cid="http://schemas.microsoft.com/office/word/2016/wordml/cid" xmlns:w16="http://schemas.microsoft.com/office/word/2018/wordml" xmlns:w16sdtdh="http://schemas.microsoft.com/office/word/2020/wordml/sdtdatahash" xmlns:w16se="http://schemas.microsoft.com/office/word/2015/wordml/symex" xmlns:wpg="http://schemas.microsoft.com/office/word/2010/wordprocessingGroup" xmlns:wpi="http://schemas.microsoft.com/office/word/2010/wordprocessingInk" xmlns:wne="http://schemas.microsoft.com/office/word/2006/wordml" xmlns:wps="http://schemas.microsoft.com/office/word/2010/wordprocessingShape" mc:Ignorable="w14 w15 w16se w16cid w16 w16cex w16sdtdh wp14">
   <w:body>
     <w:p>
       <w:pPr>
@@ -29,6 +29,7 @@
     <w:p>
       <w:pPr>
         <w:spacing w:after="0" w:line="240" w:lineRule="auto"/>
+        <w:jc w:val="center"/>
         <w:rPr>
           <w:rFonts w:ascii="TH SarabunPSK" w:hAnsi="TH SarabunPSK" w:cs="TH SarabunPSK"/>
           <w:b/>
@@ -41,6 +42,7 @@
     <w:p>
       <w:pPr>
         <w:spacing w:after="0" w:line="240" w:lineRule="auto"/>
+        <w:jc w:val="center"/>
         <w:rPr>
           <w:rFonts w:ascii="TH SarabunPSK" w:hAnsi="TH SarabunPSK" w:cs="TH SarabunPSK"/>
           <w:b/>
@@ -67,7 +69,7 @@
           <w:cs/>
         </w:rPr>
         <w:drawing>
-          <wp:anchor distT="0" distB="0" distL="114300" distR="114300" simplePos="0" relativeHeight="251665408" behindDoc="0" locked="0" layoutInCell="1" allowOverlap="1" wp14:anchorId="71CFD914" wp14:editId="53A0E8CE">
+          <wp:anchor distT="0" distB="0" distL="114300" distR="114300" simplePos="0" relativeHeight="251665408" behindDoc="0" locked="0" layoutInCell="1" allowOverlap="1" wp14:anchorId="71CFD914" wp14:editId="3C62143E">
             <wp:simplePos x="0" y="0"/>
             <wp:positionH relativeFrom="margin">
               <wp:align>center</wp:align>
@@ -196,7 +198,7 @@
           <w:tab w:val="left" w:pos="1701"/>
         </w:tabs>
         <w:spacing w:after="0" w:line="240" w:lineRule="auto"/>
-        <w:jc w:val="thaiDistribute"/>
+        <w:jc w:val="center"/>
         <w:rPr>
           <w:rFonts w:ascii="TH SarabunPSK" w:hAnsi="TH SarabunPSK" w:cs="TH SarabunPSK"/>
           <w:sz w:val="32"/>
@@ -210,7 +212,7 @@
           <w:tab w:val="left" w:pos="1701"/>
         </w:tabs>
         <w:spacing w:after="0" w:line="240" w:lineRule="auto"/>
-        <w:jc w:val="thaiDistribute"/>
+        <w:jc w:val="center"/>
         <w:rPr>
           <w:rFonts w:ascii="TH SarabunPSK" w:hAnsi="TH SarabunPSK" w:cs="TH SarabunPSK"/>
           <w:sz w:val="32"/>
@@ -624,8 +626,6 @@
         </w:rPr>
         <w:t>.</w:t>
       </w:r>
-      <w:bookmarkStart w:id="0" w:name="_GoBack"/>
-      <w:bookmarkEnd w:id="0"/>
       <w:r>
         <w:rPr>
           <w:rFonts w:ascii="TH SarabunPSK" w:hAnsi="TH SarabunPSK" w:cs="TH SarabunPSK" w:hint="cs"/>
@@ -907,10 +907,85 @@
     </w:p>
     <w:p>
       <w:pPr>
+        <w:tabs>
+          <w:tab w:val="left" w:pos="709"/>
+          <w:tab w:val="left" w:pos="1701"/>
+        </w:tabs>
+        <w:spacing w:after="0" w:line="240" w:lineRule="auto"/>
+        <w:jc w:val="thaiDistribute"/>
+        <w:rPr>
+          <w:rFonts w:ascii="TH SarabunPSK" w:hAnsi="TH SarabunPSK" w:cs="TH SarabunPSK"/>
+          <w:sz w:val="32"/>
+          <w:szCs w:val="32"/>
+        </w:rPr>
+      </w:pPr>
+    </w:p>
+    <w:p>
+      <w:pPr>
+        <w:tabs>
+          <w:tab w:val="left" w:pos="709"/>
+          <w:tab w:val="left" w:pos="1701"/>
+        </w:tabs>
+        <w:spacing w:after="0" w:line="240" w:lineRule="auto"/>
+        <w:jc w:val="thaiDistribute"/>
+        <w:rPr>
+          <w:rFonts w:ascii="TH SarabunPSK" w:hAnsi="TH SarabunPSK" w:cs="TH SarabunPSK"/>
+          <w:sz w:val="32"/>
+          <w:szCs w:val="32"/>
+        </w:rPr>
+      </w:pPr>
+    </w:p>
+    <w:p>
+      <w:pPr>
+        <w:tabs>
+          <w:tab w:val="left" w:pos="709"/>
+          <w:tab w:val="left" w:pos="1701"/>
+        </w:tabs>
+        <w:spacing w:after="0" w:line="240" w:lineRule="auto"/>
+        <w:jc w:val="thaiDistribute"/>
+        <w:rPr>
+          <w:rFonts w:ascii="TH SarabunPSK" w:hAnsi="TH SarabunPSK" w:cs="TH SarabunPSK"/>
+          <w:sz w:val="32"/>
+          <w:szCs w:val="32"/>
+        </w:rPr>
+      </w:pPr>
+    </w:p>
+    <w:p>
+      <w:pPr>
+        <w:tabs>
+          <w:tab w:val="left" w:pos="709"/>
+          <w:tab w:val="left" w:pos="1701"/>
+        </w:tabs>
+        <w:spacing w:after="0" w:line="240" w:lineRule="auto"/>
+        <w:jc w:val="thaiDistribute"/>
+        <w:rPr>
+          <w:rFonts w:ascii="TH SarabunPSK" w:hAnsi="TH SarabunPSK" w:cs="TH SarabunPSK" w:hint="cs"/>
+          <w:sz w:val="32"/>
+          <w:szCs w:val="32"/>
+        </w:rPr>
+      </w:pPr>
+    </w:p>
+    <w:p>
+      <w:pPr>
+        <w:tabs>
+          <w:tab w:val="left" w:pos="709"/>
+          <w:tab w:val="left" w:pos="1701"/>
+        </w:tabs>
+        <w:spacing w:after="0" w:line="240" w:lineRule="auto"/>
+        <w:jc w:val="thaiDistribute"/>
+        <w:rPr>
+          <w:rFonts w:ascii="TH SarabunPSK" w:hAnsi="TH SarabunPSK" w:cs="TH SarabunPSK"/>
+          <w:sz w:val="32"/>
+          <w:szCs w:val="32"/>
+        </w:rPr>
+      </w:pPr>
+    </w:p>
+    <w:p>
+      <w:pPr>
         <w:spacing w:after="0" w:line="240" w:lineRule="auto"/>
         <w:jc w:val="center"/>
         <w:rPr>
-          <w:rFonts w:ascii="TH SarabunPSK" w:hAnsi="TH SarabunPSK" w:cs="TH SarabunPSK"/>
+          <w:rFonts w:ascii="TH SarabunPSK" w:hAnsi="TH SarabunPSK" w:cs="TH SarabunPSK" w:hint="cs"/>
           <w:b/>
           <w:bCs/>
           <w:sz w:val="32"/>
@@ -932,7 +1007,6 @@
     </w:p>
     <w:p>
       <w:pPr>
-        <w:spacing w:after="0" w:line="240" w:lineRule="auto"/>
         <w:jc w:val="center"/>
         <w:rPr>
           <w:rFonts w:ascii="TH SarabunPSK" w:hAnsi="TH SarabunPSK" w:cs="TH SarabunPSK"/>
@@ -960,13 +1034,13 @@
           <w:cs/>
         </w:rPr>
         <w:drawing>
-          <wp:anchor distT="0" distB="0" distL="114300" distR="114300" simplePos="0" relativeHeight="251663360" behindDoc="0" locked="0" layoutInCell="1" allowOverlap="1" wp14:anchorId="4F5966F9" wp14:editId="6D94AF97">
+          <wp:anchor distT="0" distB="0" distL="114300" distR="114300" simplePos="0" relativeHeight="251663360" behindDoc="0" locked="0" layoutInCell="1" allowOverlap="1" wp14:anchorId="4F5966F9" wp14:editId="6104E7DB">
             <wp:simplePos x="0" y="0"/>
             <wp:positionH relativeFrom="margin">
               <wp:align>center</wp:align>
             </wp:positionH>
             <wp:positionV relativeFrom="paragraph">
-              <wp:posOffset>195732</wp:posOffset>
+              <wp:posOffset>195580</wp:posOffset>
             </wp:positionV>
             <wp:extent cx="1441381" cy="1699147"/>
             <wp:effectExtent l="0" t="0" r="6985" b="0"/>
@@ -1070,17 +1144,17 @@
     <w:p>
       <w:pPr>
         <w:spacing w:after="0" w:line="240" w:lineRule="auto"/>
-        <w:jc w:val="thaiDistribute"/>
-        <w:rPr>
-          <w:sz w:val="32"/>
-          <w:szCs w:val="32"/>
-        </w:rPr>
-      </w:pPr>
-    </w:p>
-    <w:p>
-      <w:pPr>
-        <w:spacing w:after="0" w:line="240" w:lineRule="auto"/>
-        <w:jc w:val="thaiDistribute"/>
+        <w:jc w:val="center"/>
+        <w:rPr>
+          <w:sz w:val="32"/>
+          <w:szCs w:val="32"/>
+        </w:rPr>
+      </w:pPr>
+    </w:p>
+    <w:p>
+      <w:pPr>
+        <w:spacing w:after="0" w:line="240" w:lineRule="auto"/>
+        <w:jc w:val="center"/>
         <w:rPr>
           <w:sz w:val="32"/>
           <w:szCs w:val="32"/>
@@ -1195,7 +1269,7 @@
           <w:szCs w:val="32"/>
           <w:cs/>
         </w:rPr>
-        <w:t>วัชร</w:t>
+        <w:t>วั</w:t>
       </w:r>
       <w:proofErr w:type="spellEnd"/>
       <w:r>
@@ -1205,7 +1279,7 @@
           <w:szCs w:val="32"/>
           <w:cs/>
         </w:rPr>
-        <w:t>์</w:t>
+        <w:t>ชร์</w:t>
       </w:r>
     </w:p>
     <w:p>
@@ -1662,7 +1736,7 @@
 </file>
 
 <file path=word/endnotes.xml><?xml version="1.0" encoding="utf-8"?>
-<w:endnotes xmlns:wpc="http://schemas.microsoft.com/office/word/2010/wordprocessingCanvas" xmlns:cx="http://schemas.microsoft.com/office/drawing/2014/chartex" xmlns:cx1="http://schemas.microsoft.com/office/drawing/2015/9/8/chartex" xmlns:cx2="http://schemas.microsoft.com/office/drawing/2015/10/21/chartex" xmlns:cx3="http://schemas.microsoft.com/office/drawing/2016/5/9/chartex" xmlns:cx4="http://schemas.microsoft.com/office/drawing/2016/5/10/chartex" xmlns:cx5="http://schemas.microsoft.com/office/drawing/2016/5/11/chartex" xmlns:cx6="http://schemas.microsoft.com/office/drawing/2016/5/12/chartex" xmlns:cx7="http://schemas.microsoft.com/office/drawing/2016/5/13/chartex" xmlns:cx8="http://schemas.microsoft.com/office/drawing/2016/5/14/chartex" xmlns:mc="http://schemas.openxmlformats.org/markup-compatibility/2006" xmlns:aink="http://schemas.microsoft.com/office/drawing/2016/ink" xmlns:am3d="http://schemas.microsoft.com/office/drawing/2017/model3d" xmlns:o="urn:schemas-microsoft-com:office:office" xmlns:r="http://schemas.openxmlformats.org/officeDocument/2006/relationships" xmlns:m="http://schemas.openxmlformats.org/officeDocument/2006/math" xmlns:v="urn:schemas-microsoft-com:vml" xmlns:wp14="http://schemas.microsoft.com/office/word/2010/wordprocessingDrawing" xmlns:wp="http://schemas.openxmlformats.org/drawingml/2006/wordprocessingDrawing" xmlns:w10="urn:schemas-microsoft-com:office:word" xmlns:w="http://schemas.openxmlformats.org/wordprocessingml/2006/main" xmlns:w14="http://schemas.microsoft.com/office/word/2010/wordml" xmlns:w15="http://schemas.microsoft.com/office/word/2012/wordml" xmlns:w16cid="http://schemas.microsoft.com/office/word/2016/wordml/cid" xmlns:w16se="http://schemas.microsoft.com/office/word/2015/wordml/symex" xmlns:wpg="http://schemas.microsoft.com/office/word/2010/wordprocessingGroup" xmlns:wpi="http://schemas.microsoft.com/office/word/2010/wordprocessingInk" xmlns:wne="http://schemas.microsoft.com/office/word/2006/wordml" xmlns:wps="http://schemas.microsoft.com/office/word/2010/wordprocessingShape" mc:Ignorable="w14 w15 w16se w16cid wp14">
+<w:endnotes xmlns:wpc="http://schemas.microsoft.com/office/word/2010/wordprocessingCanvas" xmlns:cx="http://schemas.microsoft.com/office/drawing/2014/chartex" xmlns:cx1="http://schemas.microsoft.com/office/drawing/2015/9/8/chartex" xmlns:cx2="http://schemas.microsoft.com/office/drawing/2015/10/21/chartex" xmlns:cx3="http://schemas.microsoft.com/office/drawing/2016/5/9/chartex" xmlns:cx4="http://schemas.microsoft.com/office/drawing/2016/5/10/chartex" xmlns:cx5="http://schemas.microsoft.com/office/drawing/2016/5/11/chartex" xmlns:cx6="http://schemas.microsoft.com/office/drawing/2016/5/12/chartex" xmlns:cx7="http://schemas.microsoft.com/office/drawing/2016/5/13/chartex" xmlns:cx8="http://schemas.microsoft.com/office/drawing/2016/5/14/chartex" xmlns:mc="http://schemas.openxmlformats.org/markup-compatibility/2006" xmlns:aink="http://schemas.microsoft.com/office/drawing/2016/ink" xmlns:am3d="http://schemas.microsoft.com/office/drawing/2017/model3d" xmlns:o="urn:schemas-microsoft-com:office:office" xmlns:r="http://schemas.openxmlformats.org/officeDocument/2006/relationships" xmlns:m="http://schemas.openxmlformats.org/officeDocument/2006/math" xmlns:v="urn:schemas-microsoft-com:vml" xmlns:wp14="http://schemas.microsoft.com/office/word/2010/wordprocessingDrawing" xmlns:wp="http://schemas.openxmlformats.org/drawingml/2006/wordprocessingDrawing" xmlns:w10="urn:schemas-microsoft-com:office:word" xmlns:w="http://schemas.openxmlformats.org/wordprocessingml/2006/main" xmlns:w14="http://schemas.microsoft.com/office/word/2010/wordml" xmlns:w15="http://schemas.microsoft.com/office/word/2012/wordml" xmlns:w16cex="http://schemas.microsoft.com/office/word/2018/wordml/cex" xmlns:w16cid="http://schemas.microsoft.com/office/word/2016/wordml/cid" xmlns:w16="http://schemas.microsoft.com/office/word/2018/wordml" xmlns:w16sdtdh="http://schemas.microsoft.com/office/word/2020/wordml/sdtdatahash" xmlns:w16se="http://schemas.microsoft.com/office/word/2015/wordml/symex" xmlns:wpg="http://schemas.microsoft.com/office/word/2010/wordprocessingGroup" xmlns:wpi="http://schemas.microsoft.com/office/word/2010/wordprocessingInk" xmlns:wne="http://schemas.microsoft.com/office/word/2006/wordml" xmlns:wps="http://schemas.microsoft.com/office/word/2010/wordprocessingShape" mc:Ignorable="w14 w15 w16se w16cid w16 w16cex w16sdtdh wp14">
   <w:endnote w:type="separator" w:id="-1">
     <w:p>
       <w:pPr>
@@ -1687,7 +1761,7 @@
 </file>
 
 <file path=word/footnotes.xml><?xml version="1.0" encoding="utf-8"?>
-<w:footnotes xmlns:wpc="http://schemas.microsoft.com/office/word/2010/wordprocessingCanvas" xmlns:cx="http://schemas.microsoft.com/office/drawing/2014/chartex" xmlns:cx1="http://schemas.microsoft.com/office/drawing/2015/9/8/chartex" xmlns:cx2="http://schemas.microsoft.com/office/drawing/2015/10/21/chartex" xmlns:cx3="http://schemas.microsoft.com/office/drawing/2016/5/9/chartex" xmlns:cx4="http://schemas.microsoft.com/office/drawing/2016/5/10/chartex" xmlns:cx5="http://schemas.microsoft.com/office/drawing/2016/5/11/chartex" xmlns:cx6="http://schemas.microsoft.com/office/drawing/2016/5/12/chartex" xmlns:cx7="http://schemas.microsoft.com/office/drawing/2016/5/13/chartex" xmlns:cx8="http://schemas.microsoft.com/office/drawing/2016/5/14/chartex" xmlns:mc="http://schemas.openxmlformats.org/markup-compatibility/2006" xmlns:aink="http://schemas.microsoft.com/office/drawing/2016/ink" xmlns:am3d="http://schemas.microsoft.com/office/drawing/2017/model3d" xmlns:o="urn:schemas-microsoft-com:office:office" xmlns:r="http://schemas.openxmlformats.org/officeDocument/2006/relationships" xmlns:m="http://schemas.openxmlformats.org/officeDocument/2006/math" xmlns:v="urn:schemas-microsoft-com:vml" xmlns:wp14="http://schemas.microsoft.com/office/word/2010/wordprocessingDrawing" xmlns:wp="http://schemas.openxmlformats.org/drawingml/2006/wordprocessingDrawing" xmlns:w10="urn:schemas-microsoft-com:office:word" xmlns:w="http://schemas.openxmlformats.org/wordprocessingml/2006/main" xmlns:w14="http://schemas.microsoft.com/office/word/2010/wordml" xmlns:w15="http://schemas.microsoft.com/office/word/2012/wordml" xmlns:w16cid="http://schemas.microsoft.com/office/word/2016/wordml/cid" xmlns:w16se="http://schemas.microsoft.com/office/word/2015/wordml/symex" xmlns:wpg="http://schemas.microsoft.com/office/word/2010/wordprocessingGroup" xmlns:wpi="http://schemas.microsoft.com/office/word/2010/wordprocessingInk" xmlns:wne="http://schemas.microsoft.com/office/word/2006/wordml" xmlns:wps="http://schemas.microsoft.com/office/word/2010/wordprocessingShape" mc:Ignorable="w14 w15 w16se w16cid wp14">
+<w:footnotes xmlns:wpc="http://schemas.microsoft.com/office/word/2010/wordprocessingCanvas" xmlns:cx="http://schemas.microsoft.com/office/drawing/2014/chartex" xmlns:cx1="http://schemas.microsoft.com/office/drawing/2015/9/8/chartex" xmlns:cx2="http://schemas.microsoft.com/office/drawing/2015/10/21/chartex" xmlns:cx3="http://schemas.microsoft.com/office/drawing/2016/5/9/chartex" xmlns:cx4="http://schemas.microsoft.com/office/drawing/2016/5/10/chartex" xmlns:cx5="http://schemas.microsoft.com/office/drawing/2016/5/11/chartex" xmlns:cx6="http://schemas.microsoft.com/office/drawing/2016/5/12/chartex" xmlns:cx7="http://schemas.microsoft.com/office/drawing/2016/5/13/chartex" xmlns:cx8="http://schemas.microsoft.com/office/drawing/2016/5/14/chartex" xmlns:mc="http://schemas.openxmlformats.org/markup-compatibility/2006" xmlns:aink="http://schemas.microsoft.com/office/drawing/2016/ink" xmlns:am3d="http://schemas.microsoft.com/office/drawing/2017/model3d" xmlns:o="urn:schemas-microsoft-com:office:office" xmlns:r="http://schemas.openxmlformats.org/officeDocument/2006/relationships" xmlns:m="http://schemas.openxmlformats.org/officeDocument/2006/math" xmlns:v="urn:schemas-microsoft-com:vml" xmlns:wp14="http://schemas.microsoft.com/office/word/2010/wordprocessingDrawing" xmlns:wp="http://schemas.openxmlformats.org/drawingml/2006/wordprocessingDrawing" xmlns:w10="urn:schemas-microsoft-com:office:word" xmlns:w="http://schemas.openxmlformats.org/wordprocessingml/2006/main" xmlns:w14="http://schemas.microsoft.com/office/word/2010/wordml" xmlns:w15="http://schemas.microsoft.com/office/word/2012/wordml" xmlns:w16cex="http://schemas.microsoft.com/office/word/2018/wordml/cex" xmlns:w16cid="http://schemas.microsoft.com/office/word/2016/wordml/cid" xmlns:w16="http://schemas.microsoft.com/office/word/2018/wordml" xmlns:w16sdtdh="http://schemas.microsoft.com/office/word/2020/wordml/sdtdatahash" xmlns:w16se="http://schemas.microsoft.com/office/word/2015/wordml/symex" xmlns:wpg="http://schemas.microsoft.com/office/word/2010/wordprocessingGroup" xmlns:wpi="http://schemas.microsoft.com/office/word/2010/wordprocessingInk" xmlns:wne="http://schemas.microsoft.com/office/word/2006/wordml" xmlns:wps="http://schemas.microsoft.com/office/word/2010/wordprocessingShape" mc:Ignorable="w14 w15 w16se w16cid w16 w16cex w16sdtdh wp14">
   <w:footnote w:type="separator" w:id="-1">
     <w:p>
       <w:pPr>
@@ -1712,7 +1786,7 @@
 </file>
 
 <file path=word/header1.xml><?xml version="1.0" encoding="utf-8"?>
-<w:hdr xmlns:wpc="http://schemas.microsoft.com/office/word/2010/wordprocessingCanvas" xmlns:cx="http://schemas.microsoft.com/office/drawing/2014/chartex" xmlns:cx1="http://schemas.microsoft.com/office/drawing/2015/9/8/chartex" xmlns:cx2="http://schemas.microsoft.com/office/drawing/2015/10/21/chartex" xmlns:cx3="http://schemas.microsoft.com/office/drawing/2016/5/9/chartex" xmlns:cx4="http://schemas.microsoft.com/office/drawing/2016/5/10/chartex" xmlns:cx5="http://schemas.microsoft.com/office/drawing/2016/5/11/chartex" xmlns:cx6="http://schemas.microsoft.com/office/drawing/2016/5/12/chartex" xmlns:cx7="http://schemas.microsoft.com/office/drawing/2016/5/13/chartex" xmlns:cx8="http://schemas.microsoft.com/office/drawing/2016/5/14/chartex" xmlns:mc="http://schemas.openxmlformats.org/markup-compatibility/2006" xmlns:aink="http://schemas.microsoft.com/office/drawing/2016/ink" xmlns:am3d="http://schemas.microsoft.com/office/drawing/2017/model3d" xmlns:o="urn:schemas-microsoft-com:office:office" xmlns:r="http://schemas.openxmlformats.org/officeDocument/2006/relationships" xmlns:m="http://schemas.openxmlformats.org/officeDocument/2006/math" xmlns:v="urn:schemas-microsoft-com:vml" xmlns:wp14="http://schemas.microsoft.com/office/word/2010/wordprocessingDrawing" xmlns:wp="http://schemas.openxmlformats.org/drawingml/2006/wordprocessingDrawing" xmlns:w10="urn:schemas-microsoft-com:office:word" xmlns:w="http://schemas.openxmlformats.org/wordprocessingml/2006/main" xmlns:w14="http://schemas.microsoft.com/office/word/2010/wordml" xmlns:w15="http://schemas.microsoft.com/office/word/2012/wordml" xmlns:w16cid="http://schemas.microsoft.com/office/word/2016/wordml/cid" xmlns:w16se="http://schemas.microsoft.com/office/word/2015/wordml/symex" xmlns:wpg="http://schemas.microsoft.com/office/word/2010/wordprocessingGroup" xmlns:wpi="http://schemas.microsoft.com/office/word/2010/wordprocessingInk" xmlns:wne="http://schemas.microsoft.com/office/word/2006/wordml" xmlns:wps="http://schemas.microsoft.com/office/word/2010/wordprocessingShape" mc:Ignorable="w14 w15 w16se w16cid wp14">
+<w:hdr xmlns:wpc="http://schemas.microsoft.com/office/word/2010/wordprocessingCanvas" xmlns:cx="http://schemas.microsoft.com/office/drawing/2014/chartex" xmlns:cx1="http://schemas.microsoft.com/office/drawing/2015/9/8/chartex" xmlns:cx2="http://schemas.microsoft.com/office/drawing/2015/10/21/chartex" xmlns:cx3="http://schemas.microsoft.com/office/drawing/2016/5/9/chartex" xmlns:cx4="http://schemas.microsoft.com/office/drawing/2016/5/10/chartex" xmlns:cx5="http://schemas.microsoft.com/office/drawing/2016/5/11/chartex" xmlns:cx6="http://schemas.microsoft.com/office/drawing/2016/5/12/chartex" xmlns:cx7="http://schemas.microsoft.com/office/drawing/2016/5/13/chartex" xmlns:cx8="http://schemas.microsoft.com/office/drawing/2016/5/14/chartex" xmlns:mc="http://schemas.openxmlformats.org/markup-compatibility/2006" xmlns:aink="http://schemas.microsoft.com/office/drawing/2016/ink" xmlns:am3d="http://schemas.microsoft.com/office/drawing/2017/model3d" xmlns:o="urn:schemas-microsoft-com:office:office" xmlns:r="http://schemas.openxmlformats.org/officeDocument/2006/relationships" xmlns:m="http://schemas.openxmlformats.org/officeDocument/2006/math" xmlns:v="urn:schemas-microsoft-com:vml" xmlns:wp14="http://schemas.microsoft.com/office/word/2010/wordprocessingDrawing" xmlns:wp="http://schemas.openxmlformats.org/drawingml/2006/wordprocessingDrawing" xmlns:w10="urn:schemas-microsoft-com:office:word" xmlns:w="http://schemas.openxmlformats.org/wordprocessingml/2006/main" xmlns:w14="http://schemas.microsoft.com/office/word/2010/wordml" xmlns:w15="http://schemas.microsoft.com/office/word/2012/wordml" xmlns:w16cex="http://schemas.microsoft.com/office/word/2018/wordml/cex" xmlns:w16cid="http://schemas.microsoft.com/office/word/2016/wordml/cid" xmlns:w16="http://schemas.microsoft.com/office/word/2018/wordml" xmlns:w16sdtdh="http://schemas.microsoft.com/office/word/2020/wordml/sdtdatahash" xmlns:w16se="http://schemas.microsoft.com/office/word/2015/wordml/symex" xmlns:wpg="http://schemas.microsoft.com/office/word/2010/wordprocessingGroup" xmlns:wpi="http://schemas.microsoft.com/office/word/2010/wordprocessingInk" xmlns:wne="http://schemas.microsoft.com/office/word/2006/wordml" xmlns:wps="http://schemas.microsoft.com/office/word/2010/wordprocessingShape" mc:Ignorable="w14 w15 w16se w16cid w16 w16cex w16sdtdh wp14">
   <w:sdt>
     <w:sdtPr>
       <w:id w:val="-195698396"/>
@@ -1794,7 +1868,7 @@
 </file>
 
 <file path=word/numbering.xml><?xml version="1.0" encoding="utf-8"?>
-<w:numbering xmlns:wpc="http://schemas.microsoft.com/office/word/2010/wordprocessingCanvas" xmlns:cx="http://schemas.microsoft.com/office/drawing/2014/chartex" xmlns:cx1="http://schemas.microsoft.com/office/drawing/2015/9/8/chartex" xmlns:cx2="http://schemas.microsoft.com/office/drawing/2015/10/21/chartex" xmlns:cx3="http://schemas.microsoft.com/office/drawing/2016/5/9/chartex" xmlns:cx4="http://schemas.microsoft.com/office/drawing/2016/5/10/chartex" xmlns:cx5="http://schemas.microsoft.com/office/drawing/2016/5/11/chartex" xmlns:cx6="http://schemas.microsoft.com/office/drawing/2016/5/12/chartex" xmlns:cx7="http://schemas.microsoft.com/office/drawing/2016/5/13/chartex" xmlns:cx8="http://schemas.microsoft.com/office/drawing/2016/5/14/chartex" xmlns:mc="http://schemas.openxmlformats.org/markup-compatibility/2006" xmlns:aink="http://schemas.microsoft.com/office/drawing/2016/ink" xmlns:am3d="http://schemas.microsoft.com/office/drawing/2017/model3d" xmlns:o="urn:schemas-microsoft-com:office:office" xmlns:r="http://schemas.openxmlformats.org/officeDocument/2006/relationships" xmlns:m="http://schemas.openxmlformats.org/officeDocument/2006/math" xmlns:v="urn:schemas-microsoft-com:vml" xmlns:wp14="http://schemas.microsoft.com/office/word/2010/wordprocessingDrawing" xmlns:wp="http://schemas.openxmlformats.org/drawingml/2006/wordprocessingDrawing" xmlns:w10="urn:schemas-microsoft-com:office:word" xmlns:w="http://schemas.openxmlformats.org/wordprocessingml/2006/main" xmlns:w14="http://schemas.microsoft.com/office/word/2010/wordml" xmlns:w15="http://schemas.microsoft.com/office/word/2012/wordml" xmlns:w16cid="http://schemas.microsoft.com/office/word/2016/wordml/cid" xmlns:w16se="http://schemas.microsoft.com/office/word/2015/wordml/symex" xmlns:wpg="http://schemas.microsoft.com/office/word/2010/wordprocessingGroup" xmlns:wpi="http://schemas.microsoft.com/office/word/2010/wordprocessingInk" xmlns:wne="http://schemas.microsoft.com/office/word/2006/wordml" xmlns:wps="http://schemas.microsoft.com/office/word/2010/wordprocessingShape" mc:Ignorable="w14 w15 w16se w16cid wp14">
+<w:numbering xmlns:wpc="http://schemas.microsoft.com/office/word/2010/wordprocessingCanvas" xmlns:cx="http://schemas.microsoft.com/office/drawing/2014/chartex" xmlns:cx1="http://schemas.microsoft.com/office/drawing/2015/9/8/chartex" xmlns:cx2="http://schemas.microsoft.com/office/drawing/2015/10/21/chartex" xmlns:cx3="http://schemas.microsoft.com/office/drawing/2016/5/9/chartex" xmlns:cx4="http://schemas.microsoft.com/office/drawing/2016/5/10/chartex" xmlns:cx5="http://schemas.microsoft.com/office/drawing/2016/5/11/chartex" xmlns:cx6="http://schemas.microsoft.com/office/drawing/2016/5/12/chartex" xmlns:cx7="http://schemas.microsoft.com/office/drawing/2016/5/13/chartex" xmlns:cx8="http://schemas.microsoft.com/office/drawing/2016/5/14/chartex" xmlns:mc="http://schemas.openxmlformats.org/markup-compatibility/2006" xmlns:aink="http://schemas.microsoft.com/office/drawing/2016/ink" xmlns:am3d="http://schemas.microsoft.com/office/drawing/2017/model3d" xmlns:o="urn:schemas-microsoft-com:office:office" xmlns:r="http://schemas.openxmlformats.org/officeDocument/2006/relationships" xmlns:m="http://schemas.openxmlformats.org/officeDocument/2006/math" xmlns:v="urn:schemas-microsoft-com:vml" xmlns:wp14="http://schemas.microsoft.com/office/word/2010/wordprocessingDrawing" xmlns:wp="http://schemas.openxmlformats.org/drawingml/2006/wordprocessingDrawing" xmlns:w10="urn:schemas-microsoft-com:office:word" xmlns:w="http://schemas.openxmlformats.org/wordprocessingml/2006/main" xmlns:w14="http://schemas.microsoft.com/office/word/2010/wordml" xmlns:w15="http://schemas.microsoft.com/office/word/2012/wordml" xmlns:w16cex="http://schemas.microsoft.com/office/word/2018/wordml/cex" xmlns:w16cid="http://schemas.microsoft.com/office/word/2016/wordml/cid" xmlns:w16="http://schemas.microsoft.com/office/word/2018/wordml" xmlns:w16sdtdh="http://schemas.microsoft.com/office/word/2020/wordml/sdtdatahash" xmlns:w16se="http://schemas.microsoft.com/office/word/2015/wordml/symex" xmlns:wpg="http://schemas.microsoft.com/office/word/2010/wordprocessingGroup" xmlns:wpi="http://schemas.microsoft.com/office/word/2010/wordprocessingInk" xmlns:wne="http://schemas.microsoft.com/office/word/2006/wordml" xmlns:wps="http://schemas.microsoft.com/office/word/2010/wordprocessingShape" mc:Ignorable="w14 w15 w16se w16cid w16 w16cex w16sdtdh wp14">
   <w:abstractNum w:abstractNumId="0" w15:restartNumberingAfterBreak="0">
     <w:nsid w:val="096E04D9"/>
     <w:multiLevelType w:val="hybridMultilevel"/>
@@ -2959,7 +3033,7 @@
 </file>
 
 <file path=word/styles.xml><?xml version="1.0" encoding="utf-8"?>
-<w:styles xmlns:mc="http://schemas.openxmlformats.org/markup-compatibility/2006" xmlns:r="http://schemas.openxmlformats.org/officeDocument/2006/relationships" xmlns:w="http://schemas.openxmlformats.org/wordprocessingml/2006/main" xmlns:w14="http://schemas.microsoft.com/office/word/2010/wordml" xmlns:w15="http://schemas.microsoft.com/office/word/2012/wordml" xmlns:w16cid="http://schemas.microsoft.com/office/word/2016/wordml/cid" xmlns:w16se="http://schemas.microsoft.com/office/word/2015/wordml/symex" mc:Ignorable="w14 w15 w16se w16cid">
+<w:styles xmlns:mc="http://schemas.openxmlformats.org/markup-compatibility/2006" xmlns:r="http://schemas.openxmlformats.org/officeDocument/2006/relationships" xmlns:w="http://schemas.openxmlformats.org/wordprocessingml/2006/main" xmlns:w14="http://schemas.microsoft.com/office/word/2010/wordml" xmlns:w15="http://schemas.microsoft.com/office/word/2012/wordml" xmlns:w16cex="http://schemas.microsoft.com/office/word/2018/wordml/cex" xmlns:w16cid="http://schemas.microsoft.com/office/word/2016/wordml/cid" xmlns:w16="http://schemas.microsoft.com/office/word/2018/wordml" xmlns:w16sdtdh="http://schemas.microsoft.com/office/word/2020/wordml/sdtdatahash" xmlns:w16se="http://schemas.microsoft.com/office/word/2015/wordml/symex" mc:Ignorable="w14 w15 w16se w16cid w16 w16cex w16sdtdh">
   <w:docDefaults>
     <w:rPrDefault>
       <w:rPr>
@@ -2975,7 +3049,7 @@
       </w:pPr>
     </w:pPrDefault>
   </w:docDefaults>
-  <w:latentStyles w:defLockedState="0" w:defUIPriority="99" w:defSemiHidden="0" w:defUnhideWhenUsed="0" w:defQFormat="0" w:count="375">
+  <w:latentStyles w:defLockedState="0" w:defUIPriority="99" w:defSemiHidden="0" w:defUnhideWhenUsed="0" w:defQFormat="0" w:count="376">
     <w:lsdException w:name="Normal" w:uiPriority="0" w:qFormat="1"/>
     <w:lsdException w:name="heading 1" w:uiPriority="9" w:qFormat="1"/>
     <w:lsdException w:name="heading 2" w:semiHidden="1" w:uiPriority="9" w:unhideWhenUsed="1" w:qFormat="1"/>
@@ -3081,7 +3155,6 @@
     <w:lsdException w:name="HTML Sample" w:semiHidden="1" w:unhideWhenUsed="1"/>
     <w:lsdException w:name="HTML Typewriter" w:semiHidden="1" w:unhideWhenUsed="1"/>
     <w:lsdException w:name="HTML Variable" w:semiHidden="1" w:unhideWhenUsed="1"/>
-    <w:lsdException w:name="Normal Table" w:semiHidden="1" w:unhideWhenUsed="1"/>
     <w:lsdException w:name="annotation subject" w:semiHidden="1" w:unhideWhenUsed="1"/>
     <w:lsdException w:name="No List" w:semiHidden="1" w:unhideWhenUsed="1"/>
     <w:lsdException w:name="Outline List 1" w:semiHidden="1" w:unhideWhenUsed="1"/>
@@ -3128,10 +3201,8 @@
     <w:lsdException w:name="Table Subtle 2" w:semiHidden="1" w:unhideWhenUsed="1"/>
     <w:lsdException w:name="Table Web 1" w:semiHidden="1" w:unhideWhenUsed="1"/>
     <w:lsdException w:name="Table Web 2" w:semiHidden="1" w:unhideWhenUsed="1"/>
-    <w:lsdException w:name="Table Web 3" w:semiHidden="1" w:unhideWhenUsed="1"/>
     <w:lsdException w:name="Balloon Text" w:semiHidden="1" w:unhideWhenUsed="1"/>
     <w:lsdException w:name="Table Grid" w:uiPriority="39"/>
-    <w:lsdException w:name="Table Theme" w:semiHidden="1" w:unhideWhenUsed="1"/>
     <w:lsdException w:name="Placeholder Text" w:semiHidden="1"/>
     <w:lsdException w:name="No Spacing" w:uiPriority="1" w:qFormat="1"/>
     <w:lsdException w:name="Light Shading" w:uiPriority="60"/>
@@ -3351,6 +3422,7 @@
     <w:lsdException w:name="Smart Hyperlink" w:semiHidden="1" w:unhideWhenUsed="1"/>
     <w:lsdException w:name="Hashtag" w:semiHidden="1" w:unhideWhenUsed="1"/>
     <w:lsdException w:name="Unresolved Mention" w:semiHidden="1" w:unhideWhenUsed="1"/>
+    <w:lsdException w:name="Smart Link" w:semiHidden="1" w:unhideWhenUsed="1"/>
   </w:latentStyles>
   <w:style w:type="paragraph" w:default="1" w:styleId="Normal">
     <w:name w:val="Normal"/>
